--- a/2活动新闻稿.modified.docx
+++ b/2活动新闻稿.modified.docx
@@ -29,25 +29,13 @@
         <w:rPr>
           <w:rFonts w:ascii="Times New Roman" w:eastAsia="宋体" w:hAnsi="Times New Roman" w:hint="eastAsia"/>
         </w:rPr>
-        <w:t>20</w:t>
-      </w:r>
-      <w:r>
-        <w:rPr>
-          <w:rFonts w:ascii="Times New Roman" w:eastAsia="宋体" w:hAnsi="Times New Roman" w:hint="eastAsia"/>
-        </w:rPr>
-        <w:t>25级硕士地信</w:t>
-      </w:r>
-      <w:r>
-        <w:rPr>
-          <w:rFonts w:ascii="Times New Roman" w:eastAsia="宋体" w:hAnsi="Times New Roman" w:hint="eastAsia"/>
-        </w:rPr>
-        <w:t>团</w:t>
-      </w:r>
-      <w:r>
-        <w:rPr>
-          <w:rFonts w:ascii="Times New Roman" w:eastAsia="宋体" w:hAnsi="Times New Roman" w:hint="eastAsia"/>
-        </w:rPr>
-        <w:t>支</w:t>
+        <w:t>25</w:t>
+      </w:r>
+      <w:r>
+        <w:rPr>
+          <w:rFonts w:ascii="Times New Roman" w:eastAsia="宋体" w:hAnsi="Times New Roman" w:hint="eastAsia"/>
+        </w:rPr>
+        <w:t>级硕士地信团支</w:t>
       </w:r>
       <w:r>
         <w:rPr>
@@ -65,69 +53,95 @@
         <w:rPr>
           <w:rFonts w:ascii="Times New Roman" w:eastAsia="宋体" w:hAnsi="Times New Roman" w:hint="eastAsia"/>
         </w:rPr>
-        <w:t>3月</w:t>
-      </w:r>
-      <w:r>
-        <w:rPr>
-          <w:rFonts w:ascii="Times New Roman" w:eastAsia="宋体" w:hAnsi="Times New Roman" w:hint="eastAsia"/>
-        </w:rPr>
-        <w:t>19日开</w:t>
-      </w:r>
-      <w:r>
-        <w:rPr>
-          <w:rFonts w:ascii="Times New Roman" w:eastAsia="宋体" w:hAnsi="Times New Roman" w:hint="eastAsia"/>
-        </w:rPr>
-        <w:t>展</w:t>
-      </w:r>
-      <w:r>
-        <w:rPr>
-          <w:rFonts w:ascii="Times New Roman" w:eastAsia="宋体" w:hAnsi="Times New Roman" w:hint="eastAsia"/>
-        </w:rPr>
-        <w:t>了</w:t>
+        <w:t>3</w:t>
+      </w:r>
+      <w:r>
+        <w:rPr>
+          <w:rFonts w:ascii="Times New Roman" w:eastAsia="宋体" w:hAnsi="Times New Roman" w:hint="eastAsia"/>
+        </w:rPr>
+        <w:t>月</w:t>
+      </w:r>
+      <w:r>
+        <w:rPr>
+          <w:rFonts w:ascii="Times New Roman" w:eastAsia="宋体" w:hAnsi="Times New Roman" w:hint="eastAsia"/>
+        </w:rPr>
+        <w:t>19</w:t>
+      </w:r>
+      <w:r>
+        <w:rPr>
+          <w:rFonts w:ascii="Times New Roman" w:eastAsia="宋体" w:hAnsi="Times New Roman" w:hint="eastAsia"/>
+        </w:rPr>
+        <w:t>日开展了</w:t>
+      </w:r>
+      <w:r>
+        <w:rPr>
+          <w:rFonts w:ascii="Times New Roman" w:eastAsia="宋体" w:hAnsi="Times New Roman" w:hint="eastAsia"/>
+        </w:rPr>
+        <w:t xml:space="preserve"> </w:t>
+      </w:r>
+      <w:r>
+        <w:rPr>
+          <w:rFonts w:ascii="Times New Roman" w:eastAsia="宋体" w:hAnsi="Times New Roman" w:hint="eastAsia"/>
+        </w:rPr>
+        <w:t>“</w:t>
       </w:r>
       <w:bookmarkStart w:id="0" w:name="OLE_LINK2"/>
       <w:r>
         <w:rPr>
           <w:rFonts w:ascii="Times New Roman" w:eastAsia="宋体" w:hAnsi="Times New Roman" w:hint="eastAsia"/>
         </w:rPr>
-        <w:t xml:space="preserve"> “躬行实践察民生，青春共议家</w:t>
+        <w:t>躬行实践察民生，青春共议家国事</w:t>
       </w:r>
       <w:bookmarkEnd w:id="0"/>
       <w:r>
         <w:rPr>
           <w:rFonts w:ascii="Times New Roman" w:eastAsia="宋体" w:hAnsi="Times New Roman" w:hint="eastAsia"/>
         </w:rPr>
-        <w:t>国事”主题团日活动，引导地科青年总结寒假社会实践、结合两会热点深化对国家发展和社会民生的理</w:t>
-      </w:r>
-      <w:r>
-        <w:rPr>
-          <w:rFonts w:ascii="Times New Roman" w:eastAsia="宋体" w:hAnsi="Times New Roman" w:hint="eastAsia"/>
-        </w:rPr>
-        <w:t>解。本次</w:t>
-      </w:r>
-      <w:r>
-        <w:rPr>
-          <w:rFonts w:ascii="Times New Roman" w:eastAsia="宋体" w:hAnsi="Times New Roman" w:hint="eastAsia"/>
-        </w:rPr>
-        <w:t>活动积极</w:t>
-      </w:r>
-      <w:r>
-        <w:rPr>
-          <w:rFonts w:ascii="Times New Roman" w:eastAsia="宋体" w:hAnsi="Times New Roman" w:hint="eastAsia"/>
-        </w:rPr>
-        <w:t>带动支部全体成员参与，通过“暖冬故事分享”与“两会青年说”两大环节，将专业实</w:t>
-      </w:r>
-      <w:r>
-        <w:rPr>
-          <w:rFonts w:ascii="Times New Roman" w:eastAsia="宋体" w:hAnsi="Times New Roman" w:hint="eastAsia"/>
-        </w:rPr>
-        <w:t>践与家国</w:t>
-      </w:r>
-      <w:r>
-        <w:rPr>
-          <w:rFonts w:ascii="Times New Roman" w:eastAsia="宋体" w:hAnsi="Times New Roman" w:hint="eastAsia"/>
-        </w:rPr>
-        <w:t>社会紧密相连。</w:t>
+        <w:t>”主题团日活动，引导地科青年总结寒假社会实践、结合</w:t>
+      </w:r>
+      <w:proofErr w:type="gramStart"/>
+      <w:r>
+        <w:rPr>
+          <w:rFonts w:ascii="Times New Roman" w:eastAsia="宋体" w:hAnsi="Times New Roman" w:hint="eastAsia"/>
+        </w:rPr>
+        <w:t>两会热点</w:t>
+      </w:r>
+      <w:proofErr w:type="gramEnd"/>
+      <w:r>
+        <w:rPr>
+          <w:rFonts w:ascii="Times New Roman" w:eastAsia="宋体" w:hAnsi="Times New Roman" w:hint="eastAsia"/>
+        </w:rPr>
+        <w:t>深化对国家发展和社会民生的理解。</w:t>
+      </w:r>
+      <w:r>
+        <w:rPr>
+          <w:rFonts w:ascii="Times New Roman" w:eastAsia="宋体" w:hAnsi="Times New Roman" w:hint="eastAsia"/>
+        </w:rPr>
+        <w:t>本次活动</w:t>
+      </w:r>
+      <w:r>
+        <w:rPr>
+          <w:rFonts w:ascii="Times New Roman" w:eastAsia="宋体" w:hAnsi="Times New Roman" w:hint="eastAsia"/>
+        </w:rPr>
+        <w:t>积极带动</w:t>
+      </w:r>
+      <w:r>
+        <w:rPr>
+          <w:rFonts w:ascii="Times New Roman" w:eastAsia="宋体" w:hAnsi="Times New Roman" w:hint="eastAsia"/>
+        </w:rPr>
+        <w:t>支部全体成员参与，通过“暖冬故事分享”与“两会青年说”两大环节，将专业实践与</w:t>
+      </w:r>
+      <w:r>
+        <w:rPr>
+          <w:rFonts w:ascii="Times New Roman" w:eastAsia="宋体" w:hAnsi="Times New Roman" w:hint="eastAsia"/>
+        </w:rPr>
+        <w:t>家国社会</w:t>
+      </w:r>
+      <w:r>
+        <w:rPr>
+          <w:rFonts w:ascii="Times New Roman" w:eastAsia="宋体" w:hAnsi="Times New Roman" w:hint="eastAsia"/>
+        </w:rPr>
+        <w:t>紧密相连。</w:t>
       </w:r>
     </w:p>
     <w:p>
@@ -195,7 +209,21 @@
         <w:rPr>
           <w:rFonts w:ascii="Times New Roman" w:eastAsia="宋体" w:hAnsi="Times New Roman" w:hint="eastAsia"/>
         </w:rPr>
-        <w:t>完成手机医保缴费的一个小小瞬间里，他切身感受到数字鸿沟背后真实的民生温度，深刻体会到</w:t>
+        <w:t>完成手机</w:t>
+      </w:r>
+      <w:proofErr w:type="gramStart"/>
+      <w:r>
+        <w:rPr>
+          <w:rFonts w:ascii="Times New Roman" w:eastAsia="宋体" w:hAnsi="Times New Roman" w:hint="eastAsia"/>
+        </w:rPr>
+        <w:t>医</w:t>
+      </w:r>
+      <w:proofErr w:type="gramEnd"/>
+      <w:r>
+        <w:rPr>
+          <w:rFonts w:ascii="Times New Roman" w:eastAsia="宋体" w:hAnsi="Times New Roman" w:hint="eastAsia"/>
+        </w:rPr>
+        <w:t>保缴费的一个小小瞬间里，他切身感受到数字鸿沟背后真实的民生温度，深刻体会到</w:t>
       </w:r>
       <w:r>
         <w:rPr>
@@ -219,7 +247,49 @@
         <w:rPr>
           <w:rFonts w:ascii="Times New Roman" w:eastAsia="宋体" w:hAnsi="Times New Roman" w:hint="eastAsia"/>
         </w:rPr>
-        <w:t>。张孟玲同学以地科学子的专业视角观察家乡发展，记录下特色产业升级、科技农业推广、文旅融合兴旺的生动图景，真切感受到乡村振兴战略的落地成效。朱宸禾同学则参与了</w:t>
+        <w:t>。张孟玲同学以地</w:t>
+      </w:r>
+      <w:proofErr w:type="gramStart"/>
+      <w:r>
+        <w:rPr>
+          <w:rFonts w:ascii="Times New Roman" w:eastAsia="宋体" w:hAnsi="Times New Roman" w:hint="eastAsia"/>
+        </w:rPr>
+        <w:t>科学子</w:t>
+      </w:r>
+      <w:proofErr w:type="gramEnd"/>
+      <w:r>
+        <w:rPr>
+          <w:rFonts w:ascii="Times New Roman" w:eastAsia="宋体" w:hAnsi="Times New Roman" w:hint="eastAsia"/>
+        </w:rPr>
+        <w:t>的专业视角观察家乡发展，记录</w:t>
+      </w:r>
+      <w:proofErr w:type="gramStart"/>
+      <w:r>
+        <w:rPr>
+          <w:rFonts w:ascii="Times New Roman" w:eastAsia="宋体" w:hAnsi="Times New Roman" w:hint="eastAsia"/>
+        </w:rPr>
+        <w:t>下特色</w:t>
+      </w:r>
+      <w:proofErr w:type="gramEnd"/>
+      <w:r>
+        <w:rPr>
+          <w:rFonts w:ascii="Times New Roman" w:eastAsia="宋体" w:hAnsi="Times New Roman" w:hint="eastAsia"/>
+        </w:rPr>
+        <w:t>产业升级、科技农业推广、</w:t>
+      </w:r>
+      <w:proofErr w:type="gramStart"/>
+      <w:r>
+        <w:rPr>
+          <w:rFonts w:ascii="Times New Roman" w:eastAsia="宋体" w:hAnsi="Times New Roman" w:hint="eastAsia"/>
+        </w:rPr>
+        <w:t>文旅融合</w:t>
+      </w:r>
+      <w:proofErr w:type="gramEnd"/>
+      <w:r>
+        <w:rPr>
+          <w:rFonts w:ascii="Times New Roman" w:eastAsia="宋体" w:hAnsi="Times New Roman" w:hint="eastAsia"/>
+        </w:rPr>
+        <w:t>兴旺的生动图景，真切感受到乡村振兴战略的落地成效。朱宸禾同学则参与了</w:t>
       </w:r>
       <w:r>
         <w:rPr>
@@ -962,7 +1032,21 @@
         <w:rPr>
           <w:rFonts w:ascii="Times New Roman" w:eastAsia="宋体" w:hAnsi="Times New Roman"/>
         </w:rPr>
-        <w:t>以专业所长为社会治理建言献策，彰显新时代地信青年的责任与担当</w:t>
+        <w:t>以专业所长为社会治理建言献策，彰显新时代地</w:t>
+      </w:r>
+      <w:proofErr w:type="gramStart"/>
+      <w:r>
+        <w:rPr>
+          <w:rFonts w:ascii="Times New Roman" w:eastAsia="宋体" w:hAnsi="Times New Roman"/>
+        </w:rPr>
+        <w:t>信青年</w:t>
+      </w:r>
+      <w:proofErr w:type="gramEnd"/>
+      <w:r>
+        <w:rPr>
+          <w:rFonts w:ascii="Times New Roman" w:eastAsia="宋体" w:hAnsi="Times New Roman"/>
+        </w:rPr>
+        <w:t>的责任与担当</w:t>
       </w:r>
       <w:r>
         <w:rPr>
@@ -985,9 +1069,10 @@
     </w:p>
     <w:p>
       <w:pPr>
+        <w:keepNext/>
         <w:ind w:firstLineChars="200" w:firstLine="440"/>
         <w:rPr>
-          <w:rFonts w:ascii="Times New Roman" w:eastAsia="宋体" w:hAnsi="Times New Roman"/>
+          <w:rFonts w:hint="eastAsia"/>
         </w:rPr>
       </w:pPr>
       <w:r>
@@ -1055,7 +1140,7 @@
           <w:noProof/>
         </w:rPr>
         <w:drawing>
-          <wp:inline distT="0" distB="0" distL="0" distR="0" wp14:anchorId="0C773330" wp14:editId="030D3449">
+          <wp:inline distT="0" distB="0" distL="0" distR="0" wp14:anchorId="7278B146" wp14:editId="1B35CE28">
             <wp:extent cx="2286000" cy="1714500"/>
             <wp:effectExtent l="0" t="0" r="0" b="0"/>
             <wp:docPr id="11" name="图片 10">
@@ -1116,6 +1201,400 @@
     </w:p>
     <w:p>
       <w:pPr>
+        <w:pStyle w:val="af4"/>
+        <w:jc w:val="center"/>
+        <w:rPr>
+          <w:rFonts w:hint="eastAsia"/>
+        </w:rPr>
+      </w:pPr>
+      <w:r>
+        <w:rPr>
+          <w:rFonts w:hint="eastAsia"/>
+        </w:rPr>
+        <w:t>图表</w:t>
+      </w:r>
+      <w:r>
+        <w:rPr>
+          <w:rFonts w:hint="eastAsia"/>
+        </w:rPr>
+        <w:t xml:space="preserve"> </w:t>
+      </w:r>
+      <w:r>
+        <w:rPr>
+          <w:rFonts w:hint="eastAsia"/>
+        </w:rPr>
+        <w:fldChar w:fldCharType="begin"/>
+      </w:r>
+      <w:r>
+        <w:rPr>
+          <w:rFonts w:hint="eastAsia"/>
+        </w:rPr>
+        <w:instrText xml:space="preserve"> SEQ </w:instrText>
+      </w:r>
+      <w:r>
+        <w:rPr>
+          <w:rFonts w:hint="eastAsia"/>
+        </w:rPr>
+        <w:instrText>图表</w:instrText>
+      </w:r>
+      <w:r>
+        <w:rPr>
+          <w:rFonts w:hint="eastAsia"/>
+        </w:rPr>
+        <w:instrText xml:space="preserve"> \* ARABIC </w:instrText>
+      </w:r>
+      <w:r>
+        <w:rPr>
+          <w:rFonts w:hint="eastAsia"/>
+        </w:rPr>
+        <w:fldChar w:fldCharType="separate"/>
+      </w:r>
+      <w:r>
+        <w:rPr>
+          <w:rFonts w:hint="eastAsia"/>
+          <w:noProof/>
+        </w:rPr>
+        <w:t>1</w:t>
+      </w:r>
+      <w:r>
+        <w:rPr>
+          <w:rFonts w:hint="eastAsia"/>
+        </w:rPr>
+        <w:fldChar w:fldCharType="end"/>
+      </w:r>
+      <w:r>
+        <w:rPr>
+          <w:rFonts w:hint="eastAsia"/>
+        </w:rPr>
+        <w:t xml:space="preserve"> </w:t>
+      </w:r>
+      <w:r>
+        <w:rPr>
+          <w:rFonts w:hint="eastAsia"/>
+        </w:rPr>
+        <w:t>测试图片</w:t>
+      </w:r>
+    </w:p>
+    <w:p>
+      <w:pPr>
+        <w:ind w:firstLineChars="200" w:firstLine="440"/>
+        <w:rPr>
+          <w:rFonts w:ascii="Times New Roman" w:eastAsia="宋体" w:hAnsi="Times New Roman"/>
+        </w:rPr>
+      </w:pPr>
+      <w:r>
+        <w:t/>
+      </w:r>
+    </w:p>
+    <w:p>
+      <w:pPr>
+        <w:ind w:firstLineChars="200" w:firstLine="440"/>
+        <w:rPr>
+          <w:rFonts w:ascii="Times New Roman" w:eastAsia="宋体" w:hAnsi="Times New Roman"/>
+        </w:rPr>
+      </w:pPr>
+      <w:r>
+        <w:t/>
+      </w:r>
+    </w:p>
+    <w:p>
+      <w:pPr>
+        <w:pStyle w:val="af4"/>
+        <w:keepNext/>
+        <w:jc w:val="center"/>
+      </w:pPr>
+      <w:r>
+        <w:rPr>
+          <w:rFonts w:hint="eastAsia"/>
+        </w:rPr>
+        <w:t>表格</w:t>
+      </w:r>
+      <w:r>
+        <w:rPr>
+          <w:rFonts w:hint="eastAsia"/>
+        </w:rPr>
+        <w:t xml:space="preserve"> </w:t>
+      </w:r>
+      <w:r>
+        <w:rPr>
+          <w:rFonts w:hint="eastAsia"/>
+        </w:rPr>
+        <w:fldChar w:fldCharType="begin"/>
+      </w:r>
+      <w:r>
+        <w:rPr>
+          <w:rFonts w:hint="eastAsia"/>
+        </w:rPr>
+        <w:instrText xml:space="preserve"> SEQ </w:instrText>
+      </w:r>
+      <w:r>
+        <w:rPr>
+          <w:rFonts w:hint="eastAsia"/>
+        </w:rPr>
+        <w:instrText>表格</w:instrText>
+      </w:r>
+      <w:r>
+        <w:rPr>
+          <w:rFonts w:hint="eastAsia"/>
+        </w:rPr>
+        <w:instrText xml:space="preserve"> \* ARABIC </w:instrText>
+      </w:r>
+      <w:r>
+        <w:rPr>
+          <w:rFonts w:hint="eastAsia"/>
+        </w:rPr>
+        <w:fldChar w:fldCharType="separate"/>
+      </w:r>
+      <w:r>
+        <w:rPr>
+          <w:rFonts w:hint="eastAsia"/>
+          <w:noProof/>
+        </w:rPr>
+        <w:t>1</w:t>
+      </w:r>
+      <w:r>
+        <w:rPr>
+          <w:rFonts w:hint="eastAsia"/>
+        </w:rPr>
+        <w:fldChar w:fldCharType="end"/>
+      </w:r>
+      <w:r>
+        <w:rPr>
+          <w:rFonts w:hint="eastAsia"/>
+        </w:rPr>
+        <w:t xml:space="preserve"> </w:t>
+      </w:r>
+      <w:r>
+        <w:rPr>
+          <w:rFonts w:hint="eastAsia"/>
+        </w:rPr>
+        <w:t>测试表格</w:t>
+      </w:r>
+    </w:p>
+    <w:tbl>
+      <w:tblPr>
+        <w:tblStyle w:val="af3"/>
+        <w:tblW w:w="0" w:type="auto"/>
+        <w:tblLook w:val="04A0" w:firstRow="1" w:lastRow="0" w:firstColumn="1" w:lastColumn="0" w:noHBand="0" w:noVBand="1"/>
+      </w:tblPr>
+      <w:tblGrid>
+        <w:gridCol w:w="2074"/>
+        <w:gridCol w:w="2074"/>
+        <w:gridCol w:w="2074"/>
+        <w:gridCol w:w="2074"/>
+      </w:tblGrid>
+      <w:tr>
+        <w:tc>
+          <w:tcPr>
+            <w:tcW w:w="2074" w:type="dxa"/>
+          </w:tcPr>
+          <w:p>
+            <w:pPr>
+              <w:rPr>
+                <w:rFonts w:ascii="Times New Roman" w:eastAsia="宋体" w:hAnsi="Times New Roman" w:hint="eastAsia"/>
+              </w:rPr>
+            </w:pPr>
+            <w:r>
+              <w:rPr>
+                <w:rFonts w:ascii="Times New Roman" w:eastAsia="宋体" w:hAnsi="Times New Roman" w:hint="eastAsia"/>
+              </w:rPr>
+              <w:t>活动名称</w:t>
+            </w:r>
+          </w:p>
+        </w:tc>
+        <w:tc>
+          <w:tcPr>
+            <w:tcW w:w="2074" w:type="dxa"/>
+          </w:tcPr>
+          <w:p>
+            <w:pPr>
+              <w:rPr>
+                <w:rFonts w:ascii="Times New Roman" w:eastAsia="宋体" w:hAnsi="Times New Roman" w:hint="eastAsia"/>
+              </w:rPr>
+            </w:pPr>
+            <w:r>
+              <w:rPr>
+                <w:rFonts w:ascii="Times New Roman" w:eastAsia="宋体" w:hAnsi="Times New Roman" w:hint="eastAsia"/>
+              </w:rPr>
+              <w:t>日期</w:t>
+            </w:r>
+          </w:p>
+        </w:tc>
+        <w:tc>
+          <w:tcPr>
+            <w:tcW w:w="2074" w:type="dxa"/>
+          </w:tcPr>
+          <w:p>
+            <w:pPr>
+              <w:rPr>
+                <w:rFonts w:ascii="Times New Roman" w:eastAsia="宋体" w:hAnsi="Times New Roman" w:hint="eastAsia"/>
+              </w:rPr>
+            </w:pPr>
+            <w:r>
+              <w:rPr>
+                <w:rFonts w:ascii="Times New Roman" w:eastAsia="宋体" w:hAnsi="Times New Roman" w:hint="eastAsia"/>
+              </w:rPr>
+              <w:t>主持人</w:t>
+            </w:r>
+          </w:p>
+        </w:tc>
+        <w:tc>
+          <w:tcPr>
+            <w:tcW w:w="2074" w:type="dxa"/>
+          </w:tcPr>
+          <w:p>
+            <w:pPr>
+              <w:rPr>
+                <w:rFonts w:ascii="Times New Roman" w:eastAsia="宋体" w:hAnsi="Times New Roman" w:hint="eastAsia"/>
+              </w:rPr>
+            </w:pPr>
+            <w:r>
+              <w:rPr>
+                <w:rFonts w:ascii="Times New Roman" w:eastAsia="宋体" w:hAnsi="Times New Roman" w:hint="eastAsia"/>
+              </w:rPr>
+              <w:t>备注</w:t>
+            </w:r>
+          </w:p>
+        </w:tc>
+      </w:tr>
+      <w:tr>
+        <w:tc>
+          <w:tcPr>
+            <w:tcW w:w="2074" w:type="dxa"/>
+          </w:tcPr>
+          <w:p>
+            <w:pPr>
+              <w:rPr>
+                <w:rFonts w:ascii="Times New Roman" w:eastAsia="宋体" w:hAnsi="Times New Roman" w:hint="eastAsia"/>
+              </w:rPr>
+            </w:pPr>
+            <w:r>
+              <w:t>地信青年团日活动</w:t>
+            </w:r>
+          </w:p>
+        </w:tc>
+        <w:tc>
+          <w:tcPr>
+            <w:tcW w:w="2074" w:type="dxa"/>
+          </w:tcPr>
+          <w:p>
+            <w:pPr>
+              <w:rPr>
+                <w:rFonts w:ascii="Times New Roman" w:eastAsia="宋体" w:hAnsi="Times New Roman" w:hint="eastAsia"/>
+              </w:rPr>
+            </w:pPr>
+            <w:r>
+              <w:t>2026-03-24</w:t>
+            </w:r>
+          </w:p>
+        </w:tc>
+        <w:tc>
+          <w:tcPr>
+            <w:tcW w:w="2074" w:type="dxa"/>
+          </w:tcPr>
+          <w:p>
+            <w:pPr>
+              <w:rPr>
+                <w:rFonts w:ascii="Times New Roman" w:eastAsia="宋体" w:hAnsi="Times New Roman" w:hint="eastAsia"/>
+              </w:rPr>
+            </w:pPr>
+            <w:r>
+              <w:t>张三</w:t>
+            </w:r>
+          </w:p>
+        </w:tc>
+        <w:tc>
+          <w:tcPr>
+            <w:tcW w:w="2074" w:type="dxa"/>
+          </w:tcPr>
+          <w:p>
+            <w:pPr>
+              <w:rPr>
+                <w:rFonts w:ascii="Times New Roman" w:eastAsia="宋体" w:hAnsi="Times New Roman" w:hint="eastAsia"/>
+              </w:rPr>
+            </w:pPr>
+            <w:r>
+              <w:t>示例填充</w:t>
+            </w:r>
+          </w:p>
+        </w:tc>
+      </w:tr>
+      <w:tr>
+        <w:tc>
+          <w:tcPr>
+            <w:tcW w:w="2074" w:type="dxa"/>
+          </w:tcPr>
+          <w:p>
+            <w:pPr>
+              <w:rPr>
+                <w:rFonts w:ascii="Times New Roman" w:eastAsia="宋体" w:hAnsi="Times New Roman" w:hint="eastAsia"/>
+              </w:rPr>
+            </w:pPr>
+            <w:r>
+              <w:t>两会专题研讨</w:t>
+            </w:r>
+          </w:p>
+        </w:tc>
+        <w:tc>
+          <w:tcPr>
+            <w:tcW w:w="2074" w:type="dxa"/>
+          </w:tcPr>
+          <w:p>
+            <w:pPr>
+              <w:rPr>
+                <w:rFonts w:ascii="Times New Roman" w:eastAsia="宋体" w:hAnsi="Times New Roman" w:hint="eastAsia"/>
+              </w:rPr>
+            </w:pPr>
+            <w:r>
+              <w:t>2026-03-25</w:t>
+            </w:r>
+          </w:p>
+        </w:tc>
+        <w:tc>
+          <w:tcPr>
+            <w:tcW w:w="2074" w:type="dxa"/>
+          </w:tcPr>
+          <w:p>
+            <w:pPr>
+              <w:rPr>
+                <w:rFonts w:ascii="Times New Roman" w:eastAsia="宋体" w:hAnsi="Times New Roman" w:hint="eastAsia"/>
+              </w:rPr>
+            </w:pPr>
+            <w:r>
+              <w:t>李四</w:t>
+            </w:r>
+          </w:p>
+        </w:tc>
+        <w:tc>
+          <w:tcPr>
+            <w:tcW w:w="2074" w:type="dxa"/>
+          </w:tcPr>
+          <w:p>
+            <w:pPr>
+              <w:rPr>
+                <w:rFonts w:ascii="Times New Roman" w:eastAsia="宋体" w:hAnsi="Times New Roman" w:hint="eastAsia"/>
+              </w:rPr>
+            </w:pPr>
+            <w:r>
+              <w:t>第二行示例</w:t>
+            </w:r>
+          </w:p>
+        </w:tc>
+      </w:tr>
+    </w:tbl>
+    <w:p>
+      <w:pPr>
+        <w:ind w:firstLineChars="200" w:firstLine="440"/>
+        <w:rPr>
+          <w:rFonts w:ascii="Times New Roman" w:eastAsia="宋体" w:hAnsi="Times New Roman" w:hint="eastAsia"/>
+        </w:rPr>
+      </w:pPr>
+      <w:r>
+        <w:t/>
+      </w:r>
+    </w:p>
+    <w:p>
+      <w:pPr>
         <w:ind w:firstLineChars="200" w:firstLine="440"/>
         <w:jc w:val="center"/>
         <w:rPr>
@@ -1298,7 +1777,21 @@
         <w:rPr>
           <w:rFonts w:ascii="Times New Roman" w:eastAsia="宋体" w:hAnsi="Times New Roman"/>
         </w:rPr>
-        <w:t>，以青春力量书写新时代青年的责任与担当，为推进中国式现代化建设贡献地信青年智慧。</w:t>
+        <w:t>，以青春力量书写新时代青年的责任与担当，为推进中国式现代化建设贡献地</w:t>
+      </w:r>
+      <w:proofErr w:type="gramStart"/>
+      <w:r>
+        <w:rPr>
+          <w:rFonts w:ascii="Times New Roman" w:eastAsia="宋体" w:hAnsi="Times New Roman"/>
+        </w:rPr>
+        <w:t>信青年</w:t>
+      </w:r>
+      <w:proofErr w:type="gramEnd"/>
+      <w:r>
+        <w:rPr>
+          <w:rFonts w:ascii="Times New Roman" w:eastAsia="宋体" w:hAnsi="Times New Roman"/>
+        </w:rPr>
+        <w:t>智慧。</w:t>
       </w:r>
     </w:p>
     <w:p>
@@ -1314,6 +1807,8 @@
       </w:r>
     </w:p>
     <w:sectPr>
+      <w:headerReference w:type="default" r:id="rId20"/>
+      <w:footerReference w:type="default" r:id="rId21"/>
       <w:pgSz w:w="11906" w:h="16838"/>
       <w:pgMar w:top="1440" w:right="1800" w:bottom="1440" w:left="1800" w:header="851" w:footer="992" w:gutter="0"/>
       <w:cols w:space="425"/>
@@ -1336,6 +1831,9 @@
       <w:r>
         <w:separator/>
       </w:r>
+      <w:r>
+        <w:t/>
+      </w:r>
     </w:p>
   </w:endnote>
   <w:endnote w:type="continuationSeparator" w:id="0">
@@ -1349,9 +1847,31 @@
       <w:r>
         <w:continuationSeparator/>
       </w:r>
+      <w:r>
+        <w:t/>
+      </w:r>
     </w:p>
   </w:endnote>
 </w:endnotes>
+</file>
+
+<file path=word/footer1.xml><?xml version="1.0" encoding="utf-8"?>
+<w:ftr xmlns:wpc="http://schemas.microsoft.com/office/word/2010/wordprocessingCanvas" xmlns:cx="http://schemas.microsoft.com/office/drawing/2014/chartex" xmlns:cx1="http://schemas.microsoft.com/office/drawing/2015/9/8/chartex" xmlns:cx2="http://schemas.microsoft.com/office/drawing/2015/10/21/chartex" xmlns:cx3="http://schemas.microsoft.com/office/drawing/2016/5/9/chartex" xmlns:cx4="http://schemas.microsoft.com/office/drawing/2016/5/10/chartex" xmlns:cx5="http://schemas.microsoft.com/office/drawing/2016/5/11/chartex" xmlns:cx6="http://schemas.microsoft.com/office/drawing/2016/5/12/chartex" xmlns:cx7="http://schemas.microsoft.com/office/drawing/2016/5/13/chartex" xmlns:cx8="http://schemas.microsoft.com/office/drawing/2016/5/14/chartex" xmlns:mc="http://schemas.openxmlformats.org/markup-compatibility/2006" xmlns:aink="http://schemas.microsoft.com/office/drawing/2016/ink" xmlns:am3d="http://schemas.microsoft.com/office/drawing/2017/model3d" xmlns:o="urn:schemas-microsoft-com:office:office" xmlns:oel="http://schemas.microsoft.com/office/2019/extlst" xmlns:r="http://schemas.openxmlformats.org/officeDocument/2006/relationships" xmlns:m="http://schemas.openxmlformats.org/officeDocument/2006/math" xmlns:v="urn:schemas-microsoft-com:vml" xmlns:wp14="http://schemas.microsoft.com/office/word/2010/wordprocessingDrawing" xmlns:wp="http://schemas.openxmlformats.org/drawingml/2006/wordprocessingDrawing" xmlns:w10="urn:schemas-microsoft-com:office:word" xmlns:w="http://schemas.openxmlformats.org/wordprocessingml/2006/main" xmlns:w14="http://schemas.microsoft.com/office/word/2010/wordml" xmlns:w15="http://schemas.microsoft.com/office/word/2012/wordml" xmlns:w16cex="http://schemas.microsoft.com/office/word/2018/wordml/cex" xmlns:w16cid="http://schemas.microsoft.com/office/word/2016/wordml/cid" xmlns:w16="http://schemas.microsoft.com/office/word/2018/wordml" xmlns:w16du="http://schemas.microsoft.com/office/word/2023/wordml/word16du" xmlns:w16sdtdh="http://schemas.microsoft.com/office/word/2020/wordml/sdtdatahash" xmlns:w16sdtfl="http://schemas.microsoft.com/office/word/2024/wordml/sdtformatlock" xmlns:w16se="http://schemas.microsoft.com/office/word/2015/wordml/symex" xmlns:wpg="http://schemas.microsoft.com/office/word/2010/wordprocessingGroup" xmlns:wpi="http://schemas.microsoft.com/office/word/2010/wordprocessingInk" xmlns:wne="http://schemas.microsoft.com/office/word/2006/wordml" xmlns:wps="http://schemas.microsoft.com/office/word/2010/wordprocessingShape" mc:Ignorable="w14 w15 w16se w16cid w16 w16cex w16sdtdh w16sdtfl w16du wp14">
+  <w:p>
+    <w:pPr>
+      <w:pStyle w:val="af0"/>
+      <w:rPr>
+        <w:rFonts w:hint="eastAsia"/>
+      </w:rPr>
+    </w:pPr>
+    <w:r>
+      <w:rPr>
+        <w:rFonts w:hint="eastAsia"/>
+      </w:rPr>
+      <w:t>测试页脚-已更新</w:t>
+    </w:r>
+  </w:p>
+</w:ftr>
 </file>
 
 <file path=word/footnotes.xml><?xml version="1.0" encoding="utf-8"?>
@@ -1367,6 +1887,9 @@
       <w:r>
         <w:separator/>
       </w:r>
+      <w:r>
+        <w:t/>
+      </w:r>
     </w:p>
   </w:footnote>
   <w:footnote w:type="continuationSeparator" w:id="0">
@@ -1380,9 +1903,31 @@
       <w:r>
         <w:continuationSeparator/>
       </w:r>
+      <w:r>
+        <w:t/>
+      </w:r>
     </w:p>
   </w:footnote>
 </w:footnotes>
+</file>
+
+<file path=word/header1.xml><?xml version="1.0" encoding="utf-8"?>
+<w:hdr xmlns:wpc="http://schemas.microsoft.com/office/word/2010/wordprocessingCanvas" xmlns:cx="http://schemas.microsoft.com/office/drawing/2014/chartex" xmlns:cx1="http://schemas.microsoft.com/office/drawing/2015/9/8/chartex" xmlns:cx2="http://schemas.microsoft.com/office/drawing/2015/10/21/chartex" xmlns:cx3="http://schemas.microsoft.com/office/drawing/2016/5/9/chartex" xmlns:cx4="http://schemas.microsoft.com/office/drawing/2016/5/10/chartex" xmlns:cx5="http://schemas.microsoft.com/office/drawing/2016/5/11/chartex" xmlns:cx6="http://schemas.microsoft.com/office/drawing/2016/5/12/chartex" xmlns:cx7="http://schemas.microsoft.com/office/drawing/2016/5/13/chartex" xmlns:cx8="http://schemas.microsoft.com/office/drawing/2016/5/14/chartex" xmlns:mc="http://schemas.openxmlformats.org/markup-compatibility/2006" xmlns:aink="http://schemas.microsoft.com/office/drawing/2016/ink" xmlns:am3d="http://schemas.microsoft.com/office/drawing/2017/model3d" xmlns:o="urn:schemas-microsoft-com:office:office" xmlns:oel="http://schemas.microsoft.com/office/2019/extlst" xmlns:r="http://schemas.openxmlformats.org/officeDocument/2006/relationships" xmlns:m="http://schemas.openxmlformats.org/officeDocument/2006/math" xmlns:v="urn:schemas-microsoft-com:vml" xmlns:wp14="http://schemas.microsoft.com/office/word/2010/wordprocessingDrawing" xmlns:wp="http://schemas.openxmlformats.org/drawingml/2006/wordprocessingDrawing" xmlns:w10="urn:schemas-microsoft-com:office:word" xmlns:w="http://schemas.openxmlformats.org/wordprocessingml/2006/main" xmlns:w14="http://schemas.microsoft.com/office/word/2010/wordml" xmlns:w15="http://schemas.microsoft.com/office/word/2012/wordml" xmlns:w16cex="http://schemas.microsoft.com/office/word/2018/wordml/cex" xmlns:w16cid="http://schemas.microsoft.com/office/word/2016/wordml/cid" xmlns:w16="http://schemas.microsoft.com/office/word/2018/wordml" xmlns:w16du="http://schemas.microsoft.com/office/word/2023/wordml/word16du" xmlns:w16sdtdh="http://schemas.microsoft.com/office/word/2020/wordml/sdtdatahash" xmlns:w16sdtfl="http://schemas.microsoft.com/office/word/2024/wordml/sdtformatlock" xmlns:w16se="http://schemas.microsoft.com/office/word/2015/wordml/symex" xmlns:wpg="http://schemas.microsoft.com/office/word/2010/wordprocessingGroup" xmlns:wpi="http://schemas.microsoft.com/office/word/2010/wordprocessingInk" xmlns:wne="http://schemas.microsoft.com/office/word/2006/wordml" xmlns:wps="http://schemas.microsoft.com/office/word/2010/wordprocessingShape" mc:Ignorable="w14 w15 w16se w16cid w16 w16cex w16sdtdh w16sdtfl w16du wp14">
+  <w:p>
+    <w:pPr>
+      <w:pStyle w:val="ae"/>
+      <w:rPr>
+        <w:rFonts w:hint="eastAsia"/>
+      </w:rPr>
+    </w:pPr>
+    <w:r>
+      <w:rPr>
+        <w:rFonts w:hint="eastAsia"/>
+      </w:rPr>
+      <w:t>测试页眉-已更新</w:t>
+    </w:r>
+  </w:p>
+</w:hdr>
 </file>
 
 <file path=word/styles.xml><?xml version="1.0" encoding="utf-8"?>
@@ -2384,6 +2929,39 @@
       <w:sz w:val="24"/>
     </w:rPr>
   </w:style>
+  <w:style w:type="table" w:styleId="af3">
+    <w:name w:val="Table Grid"/>
+    <w:basedOn w:val="a1"/>
+    <w:uiPriority w:val="39"/>
+    <w:rsid w:val="00821481"/>
+    <w:pPr>
+      <w:spacing w:after="0" w:line="240" w:lineRule="auto"/>
+    </w:pPr>
+    <w:tblPr>
+      <w:tblBorders>
+        <w:top w:val="single" w:sz="4" w:space="0" w:color="auto"/>
+        <w:left w:val="single" w:sz="4" w:space="0" w:color="auto"/>
+        <w:bottom w:val="single" w:sz="4" w:space="0" w:color="auto"/>
+        <w:right w:val="single" w:sz="4" w:space="0" w:color="auto"/>
+        <w:insideH w:val="single" w:sz="4" w:space="0" w:color="auto"/>
+        <w:insideV w:val="single" w:sz="4" w:space="0" w:color="auto"/>
+      </w:tblBorders>
+    </w:tblPr>
+  </w:style>
+  <w:style w:type="paragraph" w:styleId="af4">
+    <w:name w:val="caption"/>
+    <w:basedOn w:val="a"/>
+    <w:next w:val="a"/>
+    <w:uiPriority w:val="35"/>
+    <w:unhideWhenUsed/>
+    <w:qFormat/>
+    <w:rsid w:val="00955E3F"/>
+    <w:rPr>
+      <w:rFonts w:asciiTheme="majorHAnsi" w:eastAsia="黑体" w:hAnsiTheme="majorHAnsi" w:cstheme="majorBidi"/>
+      <w:sz w:val="20"/>
+      <w:szCs w:val="20"/>
+    </w:rPr>
+  </w:style>
 </w:styles>
 </file>
 
